--- a/Rapport de projet de synthèse .docx
+++ b/Rapport de projet de synthèse .docx
@@ -754,6 +754,41 @@
                             <w:r>
                               <w:br/>
                             </w:r>
+                            <w:proofErr w:type="spellStart"/>
+                            <w:r>
+                              <w:rPr>
+                                <w:rFonts w:asciiTheme="minorHAnsi" w:hAnsiTheme="minorHAnsi" w:cstheme="minorHAnsi"/>
+                              </w:rPr>
+                              <w:t>Asmae</w:t>
+                            </w:r>
+                            <w:proofErr w:type="spellEnd"/>
+                            <w:r>
+                              <w:rPr>
+                                <w:rFonts w:asciiTheme="minorHAnsi" w:hAnsiTheme="minorHAnsi" w:cstheme="minorHAnsi"/>
+                              </w:rPr>
+                              <w:t xml:space="preserve"> </w:t>
+                            </w:r>
+                            <w:proofErr w:type="spellStart"/>
+                            <w:r>
+                              <w:rPr>
+                                <w:rFonts w:asciiTheme="minorHAnsi" w:hAnsiTheme="minorHAnsi" w:cstheme="minorHAnsi"/>
+                              </w:rPr>
+                              <w:t>Youala</w:t>
+                            </w:r>
+                            <w:proofErr w:type="spellEnd"/>
+                            <w:r>
+                              <w:rPr>
+                                <w:rFonts w:asciiTheme="minorHAnsi" w:hAnsiTheme="minorHAnsi" w:cstheme="minorHAnsi"/>
+                              </w:rPr>
+                              <w:t xml:space="preserve"> </w:t>
+                            </w:r>
+                          </w:p>
+                          <w:p>
+                            <w:pPr>
+                              <w:rPr>
+                                <w:rFonts w:asciiTheme="minorHAnsi" w:hAnsiTheme="minorHAnsi" w:cstheme="minorHAnsi"/>
+                              </w:rPr>
+                            </w:pPr>
                           </w:p>
                         </w:txbxContent>
                       </wps:txbx>
@@ -792,6 +827,41 @@
                       <w:r>
                         <w:br/>
                       </w:r>
+                      <w:proofErr w:type="spellStart"/>
+                      <w:r>
+                        <w:rPr>
+                          <w:rFonts w:asciiTheme="minorHAnsi" w:hAnsiTheme="minorHAnsi" w:cstheme="minorHAnsi"/>
+                        </w:rPr>
+                        <w:t>Asmae</w:t>
+                      </w:r>
+                      <w:proofErr w:type="spellEnd"/>
+                      <w:r>
+                        <w:rPr>
+                          <w:rFonts w:asciiTheme="minorHAnsi" w:hAnsiTheme="minorHAnsi" w:cstheme="minorHAnsi"/>
+                        </w:rPr>
+                        <w:t xml:space="preserve"> </w:t>
+                      </w:r>
+                      <w:proofErr w:type="spellStart"/>
+                      <w:r>
+                        <w:rPr>
+                          <w:rFonts w:asciiTheme="minorHAnsi" w:hAnsiTheme="minorHAnsi" w:cstheme="minorHAnsi"/>
+                        </w:rPr>
+                        <w:t>Youala</w:t>
+                      </w:r>
+                      <w:proofErr w:type="spellEnd"/>
+                      <w:r>
+                        <w:rPr>
+                          <w:rFonts w:asciiTheme="minorHAnsi" w:hAnsiTheme="minorHAnsi" w:cstheme="minorHAnsi"/>
+                        </w:rPr>
+                        <w:t xml:space="preserve"> </w:t>
+                      </w:r>
+                    </w:p>
+                    <w:p>
+                      <w:pPr>
+                        <w:rPr>
+                          <w:rFonts w:asciiTheme="minorHAnsi" w:hAnsiTheme="minorHAnsi" w:cstheme="minorHAnsi"/>
+                        </w:rPr>
+                      </w:pPr>
                     </w:p>
                   </w:txbxContent>
                 </v:textbox>
@@ -863,6 +933,55 @@
                                 <w:iCs/>
                               </w:rPr>
                             </w:pPr>
+                            <w:proofErr w:type="spellStart"/>
+                            <w:r>
+                              <w:rPr>
+                                <w:i/>
+                                <w:iCs/>
+                              </w:rPr>
+                              <w:t>Ghizlane</w:t>
+                            </w:r>
+                            <w:proofErr w:type="spellEnd"/>
+                            <w:r>
+                              <w:rPr>
+                                <w:i/>
+                                <w:iCs/>
+                              </w:rPr>
+                              <w:t xml:space="preserve"> el </w:t>
+                            </w:r>
+                            <w:proofErr w:type="spellStart"/>
+                            <w:r>
+                              <w:rPr>
+                                <w:i/>
+                                <w:iCs/>
+                              </w:rPr>
+                              <w:t>khyat</w:t>
+                            </w:r>
+                            <w:proofErr w:type="spellEnd"/>
+                            <w:r>
+                              <w:rPr>
+                                <w:i/>
+                                <w:iCs/>
+                              </w:rPr>
+                              <w:t xml:space="preserve"> </w:t>
+                            </w:r>
+                          </w:p>
+                          <w:p>
+                            <w:pPr>
+                              <w:rPr>
+                                <w:i/>
+                                <w:iCs/>
+                              </w:rPr>
+                            </w:pPr>
+                            <w:r>
+                              <w:rPr>
+                                <w:i/>
+                                <w:iCs/>
+                              </w:rPr>
+                              <w:t>Sara Tai</w:t>
+                            </w:r>
+                            <w:bookmarkStart w:id="0" w:name="_GoBack"/>
+                            <w:bookmarkEnd w:id="0"/>
                           </w:p>
                         </w:txbxContent>
                       </wps:txbx>
@@ -901,6 +1020,55 @@
                           <w:iCs/>
                         </w:rPr>
                       </w:pPr>
+                      <w:proofErr w:type="spellStart"/>
+                      <w:r>
+                        <w:rPr>
+                          <w:i/>
+                          <w:iCs/>
+                        </w:rPr>
+                        <w:t>Ghizlane</w:t>
+                      </w:r>
+                      <w:proofErr w:type="spellEnd"/>
+                      <w:r>
+                        <w:rPr>
+                          <w:i/>
+                          <w:iCs/>
+                        </w:rPr>
+                        <w:t xml:space="preserve"> el </w:t>
+                      </w:r>
+                      <w:proofErr w:type="spellStart"/>
+                      <w:r>
+                        <w:rPr>
+                          <w:i/>
+                          <w:iCs/>
+                        </w:rPr>
+                        <w:t>khyat</w:t>
+                      </w:r>
+                      <w:proofErr w:type="spellEnd"/>
+                      <w:r>
+                        <w:rPr>
+                          <w:i/>
+                          <w:iCs/>
+                        </w:rPr>
+                        <w:t xml:space="preserve"> </w:t>
+                      </w:r>
+                    </w:p>
+                    <w:p>
+                      <w:pPr>
+                        <w:rPr>
+                          <w:i/>
+                          <w:iCs/>
+                        </w:rPr>
+                      </w:pPr>
+                      <w:r>
+                        <w:rPr>
+                          <w:i/>
+                          <w:iCs/>
+                        </w:rPr>
+                        <w:t>Sara Tai</w:t>
+                      </w:r>
+                      <w:bookmarkStart w:id="1" w:name="_GoBack"/>
+                      <w:bookmarkEnd w:id="1"/>
                     </w:p>
                   </w:txbxContent>
                 </v:textbox>
@@ -3614,12 +3782,12 @@
       <w:pPr>
         <w:pStyle w:val="Titre1"/>
       </w:pPr>
-      <w:bookmarkStart w:id="0" w:name="_Toc231816760"/>
+      <w:bookmarkStart w:id="2" w:name="_Toc231816760"/>
       <w:r>
         <w:lastRenderedPageBreak/>
         <w:t>Table des figures</w:t>
       </w:r>
-      <w:bookmarkEnd w:id="0"/>
+      <w:bookmarkEnd w:id="2"/>
     </w:p>
     <w:p/>
     <w:p>
@@ -4795,12 +4963,12 @@
           <w:szCs w:val="48"/>
         </w:rPr>
       </w:pPr>
-      <w:bookmarkStart w:id="1" w:name="_Toc231816761"/>
+      <w:bookmarkStart w:id="3" w:name="_Toc231816761"/>
       <w:r>
         <w:lastRenderedPageBreak/>
         <w:t>Remerciements</w:t>
       </w:r>
-      <w:bookmarkEnd w:id="1"/>
+      <w:bookmarkEnd w:id="3"/>
     </w:p>
     <w:p>
       <w:pPr>
@@ -4893,7 +5061,7 @@
           <w:rStyle w:val="Titre1Car"/>
         </w:rPr>
       </w:pPr>
-      <w:bookmarkStart w:id="2" w:name="_Toc231816762"/>
+      <w:bookmarkStart w:id="4" w:name="_Toc231816762"/>
       <w:r>
         <w:rPr>
           <w:rStyle w:val="Titre1Car"/>
@@ -4901,7 +5069,7 @@
         <w:lastRenderedPageBreak/>
         <w:t>Introduction</w:t>
       </w:r>
-      <w:bookmarkEnd w:id="2"/>
+      <w:bookmarkEnd w:id="4"/>
     </w:p>
     <w:p>
       <w:pPr>
@@ -4924,22 +5092,22 @@
       <w:pPr>
         <w:pStyle w:val="Titre1"/>
       </w:pPr>
-      <w:bookmarkStart w:id="3" w:name="_Toc231816763"/>
+      <w:bookmarkStart w:id="5" w:name="_Toc231816763"/>
       <w:r>
         <w:lastRenderedPageBreak/>
         <w:t>Chapitre I : Présentation du projet</w:t>
       </w:r>
-      <w:bookmarkEnd w:id="3"/>
+      <w:bookmarkEnd w:id="5"/>
     </w:p>
     <w:p>
       <w:pPr>
         <w:pStyle w:val="Titre2"/>
       </w:pPr>
-      <w:bookmarkStart w:id="4" w:name="_Toc231816764"/>
+      <w:bookmarkStart w:id="6" w:name="_Toc231816764"/>
       <w:r>
         <w:t>1. Description du projet</w:t>
       </w:r>
-      <w:bookmarkEnd w:id="4"/>
+      <w:bookmarkEnd w:id="6"/>
     </w:p>
     <w:p>
       <w:pPr>
@@ -4961,11 +5129,11 @@
       <w:pPr>
         <w:pStyle w:val="Titre2"/>
       </w:pPr>
-      <w:bookmarkStart w:id="5" w:name="_Toc231816765"/>
+      <w:bookmarkStart w:id="7" w:name="_Toc231816765"/>
       <w:r>
         <w:t>2. Objectifs</w:t>
       </w:r>
-      <w:bookmarkEnd w:id="5"/>
+      <w:bookmarkEnd w:id="7"/>
     </w:p>
     <w:p>
       <w:pPr>
@@ -5039,11 +5207,11 @@
       <w:pPr>
         <w:pStyle w:val="Titre2"/>
       </w:pPr>
-      <w:bookmarkStart w:id="6" w:name="_Toc231816766"/>
+      <w:bookmarkStart w:id="8" w:name="_Toc231816766"/>
       <w:r>
         <w:t>3. Analyse des besoins du client ou de l'utilisateur final</w:t>
       </w:r>
-      <w:bookmarkEnd w:id="6"/>
+      <w:bookmarkEnd w:id="8"/>
     </w:p>
     <w:p>
       <w:pPr>
@@ -5146,11 +5314,11 @@
       <w:r>
         <w:t xml:space="preserve"> </w:t>
       </w:r>
-      <w:bookmarkStart w:id="7" w:name="_Toc231816767"/>
+      <w:bookmarkStart w:id="9" w:name="_Toc231816767"/>
       <w:r>
         <w:t>4. Identification des risques et des opportunités</w:t>
       </w:r>
-      <w:bookmarkEnd w:id="7"/>
+      <w:bookmarkEnd w:id="9"/>
     </w:p>
     <w:p>
       <w:pPr>
@@ -5297,12 +5465,12 @@
       <w:pPr>
         <w:pStyle w:val="Titre1"/>
       </w:pPr>
-      <w:bookmarkStart w:id="8" w:name="_Toc231816768"/>
+      <w:bookmarkStart w:id="10" w:name="_Toc231816768"/>
       <w:r>
         <w:lastRenderedPageBreak/>
         <w:t>Chapitre II : Analyse et conception du projet</w:t>
       </w:r>
-      <w:bookmarkEnd w:id="8"/>
+      <w:bookmarkEnd w:id="10"/>
     </w:p>
     <w:p>
       <w:pPr>
@@ -5312,11 +5480,11 @@
           <w:numId w:val="42"/>
         </w:numPr>
       </w:pPr>
-      <w:bookmarkStart w:id="9" w:name="_Toc231816769"/>
+      <w:bookmarkStart w:id="11" w:name="_Toc231816769"/>
       <w:r>
         <w:t>Diagramme de cas d'utilisation</w:t>
       </w:r>
-      <w:bookmarkEnd w:id="9"/>
+      <w:bookmarkEnd w:id="11"/>
     </w:p>
     <w:p/>
     <w:p>
@@ -5374,31 +5542,18 @@
                                 <w:szCs w:val="24"/>
                               </w:rPr>
                             </w:pPr>
-                            <w:bookmarkStart w:id="10" w:name="_Toc231815751"/>
+                            <w:bookmarkStart w:id="12" w:name="_Toc231815751"/>
                             <w:r>
                               <w:t xml:space="preserve">Figure </w:t>
                             </w:r>
-                            <w:r>
-                              <w:fldChar w:fldCharType="begin"/>
-                            </w:r>
-                            <w:r>
-                              <w:instrText xml:space="preserve"> SEQ Figure \* ARABIC </w:instrText>
-                            </w:r>
-                            <w:r>
-                              <w:fldChar w:fldCharType="separate"/>
-                            </w:r>
-                            <w:r>
-                              <w:rPr>
-                                <w:noProof/>
-                              </w:rPr>
-                              <w:t>1</w:t>
-                            </w:r>
-                            <w:r>
-                              <w:rPr>
-                                <w:noProof/>
-                              </w:rPr>
-                              <w:fldChar w:fldCharType="end"/>
-                            </w:r>
+                            <w:fldSimple w:instr=" SEQ Figure \* ARABIC ">
+                              <w:r>
+                                <w:rPr>
+                                  <w:noProof/>
+                                </w:rPr>
+                                <w:t>1</w:t>
+                              </w:r>
+                            </w:fldSimple>
                             <w:r>
                               <w:t> :</w:t>
                             </w:r>
@@ -5408,7 +5563,7 @@
                             <w:r>
                               <w:t>Diagramme de cas d'utilisation</w:t>
                             </w:r>
-                            <w:bookmarkEnd w:id="10"/>
+                            <w:bookmarkEnd w:id="12"/>
                           </w:p>
                         </w:txbxContent>
                       </wps:txbx>
@@ -5438,31 +5593,18 @@
                           <w:szCs w:val="24"/>
                         </w:rPr>
                       </w:pPr>
-                      <w:bookmarkStart w:id="11" w:name="_Toc231815751"/>
+                      <w:bookmarkStart w:id="13" w:name="_Toc231815751"/>
                       <w:r>
                         <w:t xml:space="preserve">Figure </w:t>
                       </w:r>
-                      <w:r>
-                        <w:fldChar w:fldCharType="begin"/>
-                      </w:r>
-                      <w:r>
-                        <w:instrText xml:space="preserve"> SEQ Figure \* ARABIC </w:instrText>
-                      </w:r>
-                      <w:r>
-                        <w:fldChar w:fldCharType="separate"/>
-                      </w:r>
-                      <w:r>
-                        <w:rPr>
-                          <w:noProof/>
-                        </w:rPr>
-                        <w:t>1</w:t>
-                      </w:r>
-                      <w:r>
-                        <w:rPr>
-                          <w:noProof/>
-                        </w:rPr>
-                        <w:fldChar w:fldCharType="end"/>
-                      </w:r>
+                      <w:fldSimple w:instr=" SEQ Figure \* ARABIC ">
+                        <w:r>
+                          <w:rPr>
+                            <w:noProof/>
+                          </w:rPr>
+                          <w:t>1</w:t>
+                        </w:r>
+                      </w:fldSimple>
                       <w:r>
                         <w:t> :</w:t>
                       </w:r>
@@ -5472,7 +5614,7 @@
                       <w:r>
                         <w:t>Diagramme de cas d'utilisation</w:t>
                       </w:r>
-                      <w:bookmarkEnd w:id="11"/>
+                      <w:bookmarkEnd w:id="13"/>
                     </w:p>
                   </w:txbxContent>
                 </v:textbox>
@@ -5553,12 +5695,12 @@
           <w:numId w:val="42"/>
         </w:numPr>
       </w:pPr>
-      <w:bookmarkStart w:id="12" w:name="_Toc231816770"/>
+      <w:bookmarkStart w:id="14" w:name="_Toc231816770"/>
       <w:r>
         <w:lastRenderedPageBreak/>
         <w:t>Diagramme de classe</w:t>
       </w:r>
-      <w:bookmarkEnd w:id="12"/>
+      <w:bookmarkEnd w:id="14"/>
     </w:p>
     <w:p/>
     <w:p/>
@@ -5567,38 +5709,25 @@
         <w:pStyle w:val="Lgende"/>
         <w:keepNext/>
       </w:pPr>
-      <w:bookmarkStart w:id="13" w:name="_Toc231815752"/>
+      <w:bookmarkStart w:id="15" w:name="_Toc231815752"/>
       <w:r>
         <w:t xml:space="preserve">Figure </w:t>
       </w:r>
-      <w:r>
-        <w:fldChar w:fldCharType="begin"/>
-      </w:r>
-      <w:r>
-        <w:instrText xml:space="preserve"> SEQ Figure \* ARABIC </w:instrText>
-      </w:r>
-      <w:r>
-        <w:fldChar w:fldCharType="separate"/>
-      </w:r>
-      <w:r>
-        <w:rPr>
-          <w:noProof/>
-        </w:rPr>
-        <w:t>2</w:t>
-      </w:r>
-      <w:r>
-        <w:rPr>
-          <w:noProof/>
-        </w:rPr>
-        <w:fldChar w:fldCharType="end"/>
-      </w:r>
+      <w:fldSimple w:instr=" SEQ Figure \* ARABIC ">
+        <w:r>
+          <w:rPr>
+            <w:noProof/>
+          </w:rPr>
+          <w:t>2</w:t>
+        </w:r>
+      </w:fldSimple>
       <w:r>
         <w:t xml:space="preserve"> : </w:t>
       </w:r>
       <w:r>
         <w:t>Diagramme de classe</w:t>
       </w:r>
-      <w:bookmarkEnd w:id="13"/>
+      <w:bookmarkEnd w:id="15"/>
     </w:p>
     <w:p>
       <w:pPr>
@@ -5772,22 +5901,22 @@
       <w:pPr>
         <w:pStyle w:val="Titre1"/>
       </w:pPr>
-      <w:bookmarkStart w:id="14" w:name="_Toc231816771"/>
+      <w:bookmarkStart w:id="16" w:name="_Toc231816771"/>
       <w:r>
         <w:lastRenderedPageBreak/>
         <w:t>Chapitre III : Déroulement et réalisation</w:t>
       </w:r>
-      <w:bookmarkEnd w:id="14"/>
+      <w:bookmarkEnd w:id="16"/>
     </w:p>
     <w:p>
       <w:pPr>
         <w:pStyle w:val="Titre2"/>
       </w:pPr>
-      <w:bookmarkStart w:id="15" w:name="_Toc231816772"/>
+      <w:bookmarkStart w:id="17" w:name="_Toc231816772"/>
       <w:r>
         <w:t>1. Planification et gestion du projet</w:t>
       </w:r>
-      <w:bookmarkEnd w:id="15"/>
+      <w:bookmarkEnd w:id="17"/>
     </w:p>
     <w:p>
       <w:pPr>
@@ -5915,31 +6044,18 @@
         <w:keepNext/>
         <w:jc w:val="center"/>
       </w:pPr>
-      <w:bookmarkStart w:id="16" w:name="_Toc231815753"/>
+      <w:bookmarkStart w:id="18" w:name="_Toc231815753"/>
       <w:r>
         <w:t xml:space="preserve">Figure </w:t>
       </w:r>
-      <w:r>
-        <w:fldChar w:fldCharType="begin"/>
-      </w:r>
-      <w:r>
-        <w:instrText xml:space="preserve"> SEQ Figure \* ARABIC </w:instrText>
-      </w:r>
-      <w:r>
-        <w:fldChar w:fldCharType="separate"/>
-      </w:r>
-      <w:r>
-        <w:rPr>
-          <w:noProof/>
-        </w:rPr>
-        <w:t>3</w:t>
-      </w:r>
-      <w:r>
-        <w:rPr>
-          <w:noProof/>
-        </w:rPr>
-        <w:fldChar w:fldCharType="end"/>
-      </w:r>
+      <w:fldSimple w:instr=" SEQ Figure \* ARABIC ">
+        <w:r>
+          <w:rPr>
+            <w:noProof/>
+          </w:rPr>
+          <w:t>3</w:t>
+        </w:r>
+      </w:fldSimple>
       <w:r>
         <w:t> :</w:t>
       </w:r>
@@ -5949,7 +6065,7 @@
       <w:r>
         <w:t>Tableau Kanban utilisé pour le suivi du projet.</w:t>
       </w:r>
-      <w:bookmarkEnd w:id="16"/>
+      <w:bookmarkEnd w:id="18"/>
     </w:p>
     <w:p>
       <w:pPr>
@@ -5970,12 +6086,12 @@
       <w:pPr>
         <w:pStyle w:val="Titre2"/>
       </w:pPr>
-      <w:bookmarkStart w:id="17" w:name="_Toc231816773"/>
+      <w:bookmarkStart w:id="19" w:name="_Toc231816773"/>
       <w:r>
         <w:lastRenderedPageBreak/>
         <w:t>2. Choix techniques</w:t>
       </w:r>
-      <w:bookmarkEnd w:id="17"/>
+      <w:bookmarkEnd w:id="19"/>
     </w:p>
     <w:p>
       <w:pPr>
@@ -6115,11 +6231,11 @@
       <w:pPr>
         <w:pStyle w:val="Titre2"/>
       </w:pPr>
-      <w:bookmarkStart w:id="18" w:name="_Toc231816774"/>
+      <w:bookmarkStart w:id="20" w:name="_Toc231816774"/>
       <w:r>
         <w:t>3. Étude de cas : Réservation d’un atelier et suivi pédagogique</w:t>
       </w:r>
-      <w:bookmarkEnd w:id="18"/>
+      <w:bookmarkEnd w:id="20"/>
     </w:p>
     <w:p>
       <w:pPr>
@@ -6133,11 +6249,11 @@
       <w:pPr>
         <w:pStyle w:val="Titre3"/>
       </w:pPr>
-      <w:bookmarkStart w:id="19" w:name="_Toc231816775"/>
+      <w:bookmarkStart w:id="21" w:name="_Toc231816775"/>
       <w:r>
         <w:t>Étape 1 : Inscription du parent</w:t>
       </w:r>
-      <w:bookmarkEnd w:id="19"/>
+      <w:bookmarkEnd w:id="21"/>
     </w:p>
     <w:p/>
     <w:p/>
@@ -6152,38 +6268,25 @@
         <w:pStyle w:val="Lgende"/>
         <w:keepNext/>
       </w:pPr>
-      <w:bookmarkStart w:id="20" w:name="_Toc231815754"/>
+      <w:bookmarkStart w:id="22" w:name="_Toc231815754"/>
       <w:r>
         <w:t xml:space="preserve">Figure </w:t>
       </w:r>
-      <w:r>
-        <w:fldChar w:fldCharType="begin"/>
-      </w:r>
-      <w:r>
-        <w:instrText xml:space="preserve"> SEQ Figure \* ARABIC </w:instrText>
-      </w:r>
-      <w:r>
-        <w:fldChar w:fldCharType="separate"/>
-      </w:r>
-      <w:r>
-        <w:rPr>
-          <w:noProof/>
-        </w:rPr>
-        <w:t>4</w:t>
-      </w:r>
-      <w:r>
-        <w:rPr>
-          <w:noProof/>
-        </w:rPr>
-        <w:fldChar w:fldCharType="end"/>
-      </w:r>
+      <w:fldSimple w:instr=" SEQ Figure \* ARABIC ">
+        <w:r>
+          <w:rPr>
+            <w:noProof/>
+          </w:rPr>
+          <w:t>4</w:t>
+        </w:r>
+      </w:fldSimple>
       <w:r>
         <w:t xml:space="preserve">: </w:t>
       </w:r>
       <w:r>
         <w:t>Formulaire d’inscription du parent.</w:t>
       </w:r>
-      <w:bookmarkEnd w:id="20"/>
+      <w:bookmarkEnd w:id="22"/>
     </w:p>
     <w:p>
       <w:r>
@@ -6247,7 +6350,7 @@
       <w:pPr>
         <w:pStyle w:val="Titre3"/>
       </w:pPr>
-      <w:bookmarkStart w:id="21" w:name="_Toc231816776"/>
+      <w:bookmarkStart w:id="23" w:name="_Toc231816776"/>
       <w:r>
         <w:lastRenderedPageBreak/>
         <w:t xml:space="preserve">Étape 2 : </w:t>
@@ -6258,7 +6361,7 @@
       <w:r>
         <w:t>l’espace personnel</w:t>
       </w:r>
-      <w:bookmarkEnd w:id="21"/>
+      <w:bookmarkEnd w:id="23"/>
     </w:p>
     <w:p>
       <w:pPr>
@@ -6273,35 +6376,22 @@
         <w:pStyle w:val="Lgende"/>
         <w:keepNext/>
       </w:pPr>
-      <w:bookmarkStart w:id="22" w:name="_Toc231815755"/>
+      <w:bookmarkStart w:id="24" w:name="_Toc231815755"/>
       <w:r>
         <w:t xml:space="preserve">Figure </w:t>
       </w:r>
-      <w:r>
-        <w:fldChar w:fldCharType="begin"/>
-      </w:r>
-      <w:r>
-        <w:instrText xml:space="preserve"> SEQ Figure \* ARABIC </w:instrText>
-      </w:r>
-      <w:r>
-        <w:fldChar w:fldCharType="separate"/>
-      </w:r>
-      <w:r>
-        <w:rPr>
-          <w:noProof/>
-        </w:rPr>
-        <w:t>5</w:t>
-      </w:r>
-      <w:r>
-        <w:rPr>
-          <w:noProof/>
-        </w:rPr>
-        <w:fldChar w:fldCharType="end"/>
-      </w:r>
+      <w:fldSimple w:instr=" SEQ Figure \* ARABIC ">
+        <w:r>
+          <w:rPr>
+            <w:noProof/>
+          </w:rPr>
+          <w:t>5</w:t>
+        </w:r>
+      </w:fldSimple>
       <w:r>
         <w:t> : Accès à l'espace personnel</w:t>
       </w:r>
-      <w:bookmarkEnd w:id="22"/>
+      <w:bookmarkEnd w:id="24"/>
       <w:r>
         <w:t>.</w:t>
       </w:r>
@@ -6360,11 +6450,11 @@
       <w:pPr>
         <w:pStyle w:val="Titre3"/>
       </w:pPr>
-      <w:bookmarkStart w:id="23" w:name="_Toc231816777"/>
+      <w:bookmarkStart w:id="25" w:name="_Toc231816777"/>
       <w:r>
         <w:t>Étape 3 : Consultation des ateliers</w:t>
       </w:r>
-      <w:bookmarkEnd w:id="23"/>
+      <w:bookmarkEnd w:id="25"/>
     </w:p>
     <w:p>
       <w:pPr>
@@ -6379,38 +6469,25 @@
         <w:pStyle w:val="Lgende"/>
         <w:keepNext/>
       </w:pPr>
-      <w:bookmarkStart w:id="24" w:name="_Toc231815756"/>
+      <w:bookmarkStart w:id="26" w:name="_Toc231815756"/>
       <w:r>
         <w:t xml:space="preserve">Figure </w:t>
       </w:r>
-      <w:r>
-        <w:fldChar w:fldCharType="begin"/>
-      </w:r>
-      <w:r>
-        <w:instrText xml:space="preserve"> SEQ Figure \* ARABIC </w:instrText>
-      </w:r>
-      <w:r>
-        <w:fldChar w:fldCharType="separate"/>
-      </w:r>
-      <w:r>
-        <w:rPr>
-          <w:noProof/>
-        </w:rPr>
-        <w:t>6</w:t>
-      </w:r>
-      <w:r>
-        <w:rPr>
-          <w:noProof/>
-        </w:rPr>
-        <w:fldChar w:fldCharType="end"/>
-      </w:r>
+      <w:fldSimple w:instr=" SEQ Figure \* ARABIC ">
+        <w:r>
+          <w:rPr>
+            <w:noProof/>
+          </w:rPr>
+          <w:t>6</w:t>
+        </w:r>
+      </w:fldSimple>
       <w:r>
         <w:t xml:space="preserve"> : </w:t>
       </w:r>
       <w:r>
         <w:t>Consultation des ateliers</w:t>
       </w:r>
-      <w:bookmarkEnd w:id="24"/>
+      <w:bookmarkEnd w:id="26"/>
       <w:r>
         <w:t>.</w:t>
       </w:r>
@@ -6478,11 +6555,11 @@
       <w:pPr>
         <w:pStyle w:val="Titre3"/>
       </w:pPr>
-      <w:bookmarkStart w:id="25" w:name="_Toc231816778"/>
+      <w:bookmarkStart w:id="27" w:name="_Toc231816778"/>
       <w:r>
         <w:t>Étape 4 : Réservation d’un atelier</w:t>
       </w:r>
-      <w:bookmarkEnd w:id="25"/>
+      <w:bookmarkEnd w:id="27"/>
     </w:p>
     <w:p>
       <w:pPr>
@@ -6497,38 +6574,25 @@
         <w:pStyle w:val="Lgende"/>
         <w:keepNext/>
       </w:pPr>
-      <w:bookmarkStart w:id="26" w:name="_Toc231815757"/>
+      <w:bookmarkStart w:id="28" w:name="_Toc231815757"/>
       <w:r>
         <w:t xml:space="preserve">Figure </w:t>
       </w:r>
-      <w:r>
-        <w:fldChar w:fldCharType="begin"/>
-      </w:r>
-      <w:r>
-        <w:instrText xml:space="preserve"> SEQ Figure \* ARABIC </w:instrText>
-      </w:r>
-      <w:r>
-        <w:fldChar w:fldCharType="separate"/>
-      </w:r>
-      <w:r>
-        <w:rPr>
-          <w:noProof/>
-        </w:rPr>
-        <w:t>7</w:t>
-      </w:r>
-      <w:r>
-        <w:rPr>
-          <w:noProof/>
-        </w:rPr>
-        <w:fldChar w:fldCharType="end"/>
-      </w:r>
+      <w:fldSimple w:instr=" SEQ Figure \* ARABIC ">
+        <w:r>
+          <w:rPr>
+            <w:noProof/>
+          </w:rPr>
+          <w:t>7</w:t>
+        </w:r>
+      </w:fldSimple>
       <w:r>
         <w:t xml:space="preserve">: </w:t>
       </w:r>
       <w:r>
         <w:t>Réservation d’un atelier.</w:t>
       </w:r>
-      <w:bookmarkEnd w:id="26"/>
+      <w:bookmarkEnd w:id="28"/>
     </w:p>
     <w:p>
       <w:r>
@@ -6590,11 +6654,11 @@
       <w:pPr>
         <w:pStyle w:val="Titre3"/>
       </w:pPr>
-      <w:bookmarkStart w:id="27" w:name="_Toc231816779"/>
+      <w:bookmarkStart w:id="29" w:name="_Toc231816779"/>
       <w:r>
         <w:t>Étape 5 : Suivi de la réservation</w:t>
       </w:r>
-      <w:bookmarkEnd w:id="27"/>
+      <w:bookmarkEnd w:id="29"/>
     </w:p>
     <w:p>
       <w:pPr>
@@ -6612,38 +6676,25 @@
         <w:pStyle w:val="Lgende"/>
         <w:keepNext/>
       </w:pPr>
-      <w:bookmarkStart w:id="28" w:name="_Toc231815758"/>
+      <w:bookmarkStart w:id="30" w:name="_Toc231815758"/>
       <w:r>
         <w:t xml:space="preserve">Figure </w:t>
       </w:r>
-      <w:r>
-        <w:fldChar w:fldCharType="begin"/>
-      </w:r>
-      <w:r>
-        <w:instrText xml:space="preserve"> SEQ Figure \* ARABIC </w:instrText>
-      </w:r>
-      <w:r>
-        <w:fldChar w:fldCharType="separate"/>
-      </w:r>
-      <w:r>
-        <w:rPr>
-          <w:noProof/>
-        </w:rPr>
-        <w:t>8</w:t>
-      </w:r>
-      <w:r>
-        <w:rPr>
-          <w:noProof/>
-        </w:rPr>
-        <w:fldChar w:fldCharType="end"/>
-      </w:r>
+      <w:fldSimple w:instr=" SEQ Figure \* ARABIC ">
+        <w:r>
+          <w:rPr>
+            <w:noProof/>
+          </w:rPr>
+          <w:t>8</w:t>
+        </w:r>
+      </w:fldSimple>
       <w:r>
         <w:t xml:space="preserve">: </w:t>
       </w:r>
       <w:r>
         <w:t>Liste des réservations du parent.</w:t>
       </w:r>
-      <w:bookmarkEnd w:id="28"/>
+      <w:bookmarkEnd w:id="30"/>
     </w:p>
     <w:p>
       <w:pPr>
@@ -6709,12 +6760,12 @@
       <w:pPr>
         <w:pStyle w:val="Titre3"/>
       </w:pPr>
-      <w:bookmarkStart w:id="29" w:name="_Toc231816780"/>
+      <w:bookmarkStart w:id="31" w:name="_Toc231816780"/>
       <w:r>
         <w:lastRenderedPageBreak/>
         <w:t>Étape 6 : Gestion de la réservation par l’administrateur</w:t>
       </w:r>
-      <w:bookmarkEnd w:id="29"/>
+      <w:bookmarkEnd w:id="31"/>
     </w:p>
     <w:p>
       <w:pPr>
@@ -6732,38 +6783,25 @@
         <w:pStyle w:val="Lgende"/>
         <w:keepNext/>
       </w:pPr>
-      <w:bookmarkStart w:id="30" w:name="_Toc231815759"/>
+      <w:bookmarkStart w:id="32" w:name="_Toc231815759"/>
       <w:r>
         <w:t xml:space="preserve">Figure </w:t>
       </w:r>
-      <w:r>
-        <w:fldChar w:fldCharType="begin"/>
-      </w:r>
-      <w:r>
-        <w:instrText xml:space="preserve"> SEQ Figure \* ARABIC </w:instrText>
-      </w:r>
-      <w:r>
-        <w:fldChar w:fldCharType="separate"/>
-      </w:r>
-      <w:r>
-        <w:rPr>
-          <w:noProof/>
-        </w:rPr>
-        <w:t>9</w:t>
-      </w:r>
-      <w:r>
-        <w:rPr>
-          <w:noProof/>
-        </w:rPr>
-        <w:fldChar w:fldCharType="end"/>
-      </w:r>
+      <w:fldSimple w:instr=" SEQ Figure \* ARABIC ">
+        <w:r>
+          <w:rPr>
+            <w:noProof/>
+          </w:rPr>
+          <w:t>9</w:t>
+        </w:r>
+      </w:fldSimple>
       <w:r>
         <w:t xml:space="preserve">: </w:t>
       </w:r>
       <w:r>
         <w:t>Gestion des réservations par l’administrateur.</w:t>
       </w:r>
-      <w:bookmarkEnd w:id="30"/>
+      <w:bookmarkEnd w:id="32"/>
     </w:p>
     <w:p>
       <w:r>
@@ -6826,38 +6864,25 @@
         <w:pStyle w:val="Lgende"/>
         <w:keepNext/>
       </w:pPr>
-      <w:bookmarkStart w:id="31" w:name="_Toc231815760"/>
+      <w:bookmarkStart w:id="33" w:name="_Toc231815760"/>
       <w:r>
         <w:t xml:space="preserve">Figure </w:t>
       </w:r>
-      <w:r>
-        <w:fldChar w:fldCharType="begin"/>
-      </w:r>
-      <w:r>
-        <w:instrText xml:space="preserve"> SEQ Figure \* ARABIC </w:instrText>
-      </w:r>
-      <w:r>
-        <w:fldChar w:fldCharType="separate"/>
-      </w:r>
-      <w:r>
-        <w:rPr>
-          <w:noProof/>
-        </w:rPr>
-        <w:t>10</w:t>
-      </w:r>
-      <w:r>
-        <w:rPr>
-          <w:noProof/>
-        </w:rPr>
-        <w:fldChar w:fldCharType="end"/>
-      </w:r>
+      <w:fldSimple w:instr=" SEQ Figure \* ARABIC ">
+        <w:r>
+          <w:rPr>
+            <w:noProof/>
+          </w:rPr>
+          <w:t>10</w:t>
+        </w:r>
+      </w:fldSimple>
       <w:r>
         <w:t xml:space="preserve">: </w:t>
       </w:r>
       <w:r>
         <w:t>le statut est « en attente »</w:t>
       </w:r>
-      <w:bookmarkEnd w:id="31"/>
+      <w:bookmarkEnd w:id="33"/>
     </w:p>
     <w:p>
       <w:pPr>
@@ -6922,31 +6947,18 @@
         <w:pStyle w:val="Lgende"/>
         <w:keepNext/>
       </w:pPr>
-      <w:bookmarkStart w:id="32" w:name="_Toc231815761"/>
+      <w:bookmarkStart w:id="34" w:name="_Toc231815761"/>
       <w:r>
         <w:t xml:space="preserve">Figure </w:t>
       </w:r>
-      <w:r>
-        <w:fldChar w:fldCharType="begin"/>
-      </w:r>
-      <w:r>
-        <w:instrText xml:space="preserve"> SEQ Figure \* ARABIC </w:instrText>
-      </w:r>
-      <w:r>
-        <w:fldChar w:fldCharType="separate"/>
-      </w:r>
-      <w:r>
-        <w:rPr>
-          <w:noProof/>
-        </w:rPr>
-        <w:t>11</w:t>
-      </w:r>
-      <w:r>
-        <w:rPr>
-          <w:noProof/>
-        </w:rPr>
-        <w:fldChar w:fldCharType="end"/>
-      </w:r>
+      <w:fldSimple w:instr=" SEQ Figure \* ARABIC ">
+        <w:r>
+          <w:rPr>
+            <w:noProof/>
+          </w:rPr>
+          <w:t>11</w:t>
+        </w:r>
+      </w:fldSimple>
       <w:r>
         <w:t xml:space="preserve">: </w:t>
       </w:r>
@@ -6964,7 +6976,7 @@
       <w:r>
         <w:t xml:space="preserve"> »</w:t>
       </w:r>
-      <w:bookmarkEnd w:id="32"/>
+      <w:bookmarkEnd w:id="34"/>
     </w:p>
     <w:p>
       <w:pPr>
@@ -7038,12 +7050,12 @@
       <w:pPr>
         <w:pStyle w:val="Titre3"/>
       </w:pPr>
-      <w:bookmarkStart w:id="33" w:name="_Toc231816781"/>
+      <w:bookmarkStart w:id="35" w:name="_Toc231816781"/>
       <w:r>
         <w:lastRenderedPageBreak/>
         <w:t>Étape 7 : Génération du rapport pédagogique</w:t>
       </w:r>
-      <w:bookmarkEnd w:id="33"/>
+      <w:bookmarkEnd w:id="35"/>
     </w:p>
     <w:p>
       <w:pPr>
@@ -7067,38 +7079,25 @@
         <w:pStyle w:val="Lgende"/>
         <w:keepNext/>
       </w:pPr>
-      <w:bookmarkStart w:id="34" w:name="_Toc231815762"/>
+      <w:bookmarkStart w:id="36" w:name="_Toc231815762"/>
       <w:r>
         <w:t xml:space="preserve">Figure </w:t>
       </w:r>
-      <w:r>
-        <w:fldChar w:fldCharType="begin"/>
-      </w:r>
-      <w:r>
-        <w:instrText xml:space="preserve"> SEQ Figure \* ARABIC </w:instrText>
-      </w:r>
-      <w:r>
-        <w:fldChar w:fldCharType="separate"/>
-      </w:r>
-      <w:r>
-        <w:rPr>
-          <w:noProof/>
-        </w:rPr>
-        <w:t>12</w:t>
-      </w:r>
-      <w:r>
-        <w:rPr>
-          <w:noProof/>
-        </w:rPr>
-        <w:fldChar w:fldCharType="end"/>
-      </w:r>
+      <w:fldSimple w:instr=" SEQ Figure \* ARABIC ">
+        <w:r>
+          <w:rPr>
+            <w:noProof/>
+          </w:rPr>
+          <w:t>12</w:t>
+        </w:r>
+      </w:fldSimple>
       <w:r>
         <w:t xml:space="preserve">: </w:t>
       </w:r>
       <w:r>
         <w:t>Génération du rapport pédagogique.</w:t>
       </w:r>
-      <w:bookmarkEnd w:id="34"/>
+      <w:bookmarkEnd w:id="36"/>
     </w:p>
     <w:p>
       <w:r>
@@ -7155,31 +7154,18 @@
         <w:pStyle w:val="Lgende"/>
         <w:keepNext/>
       </w:pPr>
-      <w:bookmarkStart w:id="35" w:name="_Toc231815763"/>
+      <w:bookmarkStart w:id="37" w:name="_Toc231815763"/>
       <w:r>
         <w:t xml:space="preserve">Figure </w:t>
       </w:r>
-      <w:r>
-        <w:fldChar w:fldCharType="begin"/>
-      </w:r>
-      <w:r>
-        <w:instrText xml:space="preserve"> SEQ Figure \* ARABIC </w:instrText>
-      </w:r>
-      <w:r>
-        <w:fldChar w:fldCharType="separate"/>
-      </w:r>
-      <w:r>
-        <w:rPr>
-          <w:noProof/>
-        </w:rPr>
-        <w:t>13</w:t>
-      </w:r>
-      <w:r>
-        <w:rPr>
-          <w:noProof/>
-        </w:rPr>
-        <w:fldChar w:fldCharType="end"/>
-      </w:r>
+      <w:fldSimple w:instr=" SEQ Figure \* ARABIC ">
+        <w:r>
+          <w:rPr>
+            <w:noProof/>
+          </w:rPr>
+          <w:t>13</w:t>
+        </w:r>
+      </w:fldSimple>
       <w:proofErr w:type="gramStart"/>
       <w:r>
         <w:t xml:space="preserve">: </w:t>
@@ -7191,7 +7177,7 @@
       <w:r>
         <w:t xml:space="preserve"> de génération de rapports</w:t>
       </w:r>
-      <w:bookmarkEnd w:id="35"/>
+      <w:bookmarkEnd w:id="37"/>
     </w:p>
     <w:p>
       <w:pPr>
@@ -7295,12 +7281,12 @@
       <w:pPr>
         <w:pStyle w:val="Titre3"/>
       </w:pPr>
-      <w:bookmarkStart w:id="36" w:name="_Toc231816782"/>
+      <w:bookmarkStart w:id="38" w:name="_Toc231816782"/>
       <w:r>
         <w:lastRenderedPageBreak/>
         <w:t>Étape 8 : Rapport PDF généré</w:t>
       </w:r>
-      <w:bookmarkEnd w:id="36"/>
+      <w:bookmarkEnd w:id="38"/>
     </w:p>
     <w:p>
       <w:pPr>
@@ -7315,38 +7301,25 @@
         <w:pStyle w:val="Lgende"/>
         <w:keepNext/>
       </w:pPr>
-      <w:bookmarkStart w:id="37" w:name="_Toc231815764"/>
+      <w:bookmarkStart w:id="39" w:name="_Toc231815764"/>
       <w:r>
         <w:t xml:space="preserve">Figure </w:t>
       </w:r>
-      <w:r>
-        <w:fldChar w:fldCharType="begin"/>
-      </w:r>
-      <w:r>
-        <w:instrText xml:space="preserve"> SEQ Figure \* ARABIC </w:instrText>
-      </w:r>
-      <w:r>
-        <w:fldChar w:fldCharType="separate"/>
-      </w:r>
-      <w:r>
-        <w:rPr>
-          <w:noProof/>
-        </w:rPr>
-        <w:t>14</w:t>
-      </w:r>
-      <w:r>
-        <w:rPr>
-          <w:noProof/>
-        </w:rPr>
-        <w:fldChar w:fldCharType="end"/>
-      </w:r>
+      <w:fldSimple w:instr=" SEQ Figure \* ARABIC ">
+        <w:r>
+          <w:rPr>
+            <w:noProof/>
+          </w:rPr>
+          <w:t>14</w:t>
+        </w:r>
+      </w:fldSimple>
       <w:r>
         <w:t xml:space="preserve">: </w:t>
       </w:r>
       <w:r>
         <w:t>Rapport PDF généré.</w:t>
       </w:r>
-      <w:bookmarkEnd w:id="37"/>
+      <w:bookmarkEnd w:id="39"/>
     </w:p>
     <w:p/>
     <w:p>
@@ -7405,12 +7378,12 @@
       <w:pPr>
         <w:pStyle w:val="Titre3"/>
       </w:pPr>
-      <w:bookmarkStart w:id="38" w:name="_Toc231816783"/>
+      <w:bookmarkStart w:id="40" w:name="_Toc231816783"/>
       <w:r>
         <w:lastRenderedPageBreak/>
         <w:t>Étape 9 : Envoi du rapport au parent</w:t>
       </w:r>
-      <w:bookmarkEnd w:id="38"/>
+      <w:bookmarkEnd w:id="40"/>
     </w:p>
     <w:p>
       <w:pPr>
@@ -7432,38 +7405,25 @@
         <w:pStyle w:val="Lgende"/>
         <w:keepNext/>
       </w:pPr>
-      <w:bookmarkStart w:id="39" w:name="_Toc231815765"/>
+      <w:bookmarkStart w:id="41" w:name="_Toc231815765"/>
       <w:r>
         <w:t xml:space="preserve">Figure </w:t>
       </w:r>
-      <w:r>
-        <w:fldChar w:fldCharType="begin"/>
-      </w:r>
-      <w:r>
-        <w:instrText xml:space="preserve"> SEQ Figure \* ARABIC </w:instrText>
-      </w:r>
-      <w:r>
-        <w:fldChar w:fldCharType="separate"/>
-      </w:r>
-      <w:r>
-        <w:rPr>
-          <w:noProof/>
-        </w:rPr>
-        <w:t>15</w:t>
-      </w:r>
-      <w:r>
-        <w:rPr>
-          <w:noProof/>
-        </w:rPr>
-        <w:fldChar w:fldCharType="end"/>
-      </w:r>
+      <w:fldSimple w:instr=" SEQ Figure \* ARABIC ">
+        <w:r>
+          <w:rPr>
+            <w:noProof/>
+          </w:rPr>
+          <w:t>15</w:t>
+        </w:r>
+      </w:fldSimple>
       <w:r>
         <w:t xml:space="preserve">: </w:t>
       </w:r>
       <w:r>
         <w:t>Envoi du rapport par email.</w:t>
       </w:r>
-      <w:bookmarkEnd w:id="39"/>
+      <w:bookmarkEnd w:id="41"/>
     </w:p>
     <w:p>
       <w:pPr>
@@ -7541,12 +7501,12 @@
       <w:pPr>
         <w:pStyle w:val="Titre3"/>
       </w:pPr>
-      <w:bookmarkStart w:id="40" w:name="_Toc231816784"/>
+      <w:bookmarkStart w:id="42" w:name="_Toc231816784"/>
       <w:r>
         <w:lastRenderedPageBreak/>
         <w:t>Étape 10 : Consultation du rapport par le parent</w:t>
       </w:r>
-      <w:bookmarkEnd w:id="40"/>
+      <w:bookmarkEnd w:id="42"/>
     </w:p>
     <w:p>
       <w:pPr>
@@ -7561,38 +7521,25 @@
         <w:pStyle w:val="Lgende"/>
         <w:keepNext/>
       </w:pPr>
-      <w:bookmarkStart w:id="41" w:name="_Toc231815766"/>
+      <w:bookmarkStart w:id="43" w:name="_Toc231815766"/>
       <w:r>
         <w:t xml:space="preserve">Figure </w:t>
       </w:r>
-      <w:r>
-        <w:fldChar w:fldCharType="begin"/>
-      </w:r>
-      <w:r>
-        <w:instrText xml:space="preserve"> SEQ Figure \* ARABIC </w:instrText>
-      </w:r>
-      <w:r>
-        <w:fldChar w:fldCharType="separate"/>
-      </w:r>
-      <w:r>
-        <w:rPr>
-          <w:noProof/>
-        </w:rPr>
-        <w:t>16</w:t>
-      </w:r>
-      <w:r>
-        <w:rPr>
-          <w:noProof/>
-        </w:rPr>
-        <w:fldChar w:fldCharType="end"/>
-      </w:r>
+      <w:fldSimple w:instr=" SEQ Figure \* ARABIC ">
+        <w:r>
+          <w:rPr>
+            <w:noProof/>
+          </w:rPr>
+          <w:t>16</w:t>
+        </w:r>
+      </w:fldSimple>
       <w:r>
         <w:t xml:space="preserve">: </w:t>
       </w:r>
       <w:r>
         <w:t>Historique des rapports du parent.</w:t>
       </w:r>
-      <w:bookmarkEnd w:id="41"/>
+      <w:bookmarkEnd w:id="43"/>
     </w:p>
     <w:p>
       <w:r>
@@ -7663,11 +7610,11 @@
       <w:pPr>
         <w:pStyle w:val="Titre1"/>
       </w:pPr>
-      <w:bookmarkStart w:id="42" w:name="_Toc231816785"/>
+      <w:bookmarkStart w:id="44" w:name="_Toc231816785"/>
       <w:r>
         <w:t>Tableau des abréviations et technologies</w:t>
       </w:r>
-      <w:bookmarkEnd w:id="42"/>
+      <w:bookmarkEnd w:id="44"/>
     </w:p>
     <w:p/>
     <w:p/>
@@ -8185,8 +8132,6 @@
             </w:r>
           </w:p>
         </w:tc>
-        <w:bookmarkStart w:id="43" w:name="_GoBack"/>
-        <w:bookmarkEnd w:id="43"/>
       </w:tr>
       <w:tr>
         <w:tc>
@@ -8566,11 +8511,9 @@
             <w:hideMark/>
           </w:tcPr>
           <w:p>
-            <w:proofErr w:type="spellStart"/>
             <w:r>
               <w:t>GitHub</w:t>
             </w:r>
-            <w:proofErr w:type="spellEnd"/>
           </w:p>
         </w:tc>
         <w:tc>
@@ -8689,11 +8632,9 @@
             <w:hideMark/>
           </w:tcPr>
           <w:p>
-            <w:proofErr w:type="spellStart"/>
             <w:r>
               <w:t>DomPDF</w:t>
             </w:r>
-            <w:proofErr w:type="spellEnd"/>
           </w:p>
         </w:tc>
         <w:tc>
@@ -8886,12 +8827,12 @@
       <w:pPr>
         <w:pStyle w:val="Titre1"/>
       </w:pPr>
-      <w:bookmarkStart w:id="44" w:name="_Toc231816786"/>
+      <w:bookmarkStart w:id="45" w:name="_Toc231816786"/>
       <w:r>
         <w:lastRenderedPageBreak/>
         <w:t>Conclusion et Perspectives</w:t>
       </w:r>
-      <w:bookmarkEnd w:id="44"/>
+      <w:bookmarkEnd w:id="45"/>
     </w:p>
     <w:p>
       <w:pPr>
@@ -8904,11 +8845,11 @@
       <w:pPr>
         <w:pStyle w:val="Titre2"/>
       </w:pPr>
-      <w:bookmarkStart w:id="45" w:name="_Toc231816787"/>
+      <w:bookmarkStart w:id="46" w:name="_Toc231816787"/>
       <w:r>
         <w:t>Conclusion</w:t>
       </w:r>
-      <w:bookmarkEnd w:id="45"/>
+      <w:bookmarkEnd w:id="46"/>
     </w:p>
     <w:p>
       <w:pPr>
@@ -9009,11 +8950,11 @@
       <w:pPr>
         <w:pStyle w:val="Titre2"/>
       </w:pPr>
-      <w:bookmarkStart w:id="46" w:name="_Toc231816788"/>
+      <w:bookmarkStart w:id="47" w:name="_Toc231816788"/>
       <w:r>
         <w:t>Perspectives</w:t>
       </w:r>
-      <w:bookmarkEnd w:id="46"/>
+      <w:bookmarkEnd w:id="47"/>
     </w:p>
     <w:p>
       <w:pPr>
@@ -15156,7 +15097,6 @@
   <w:style w:type="character" w:default="1" w:styleId="Policepardfaut">
     <w:name w:val="Default Paragraph Font"/>
     <w:uiPriority w:val="1"/>
-    <w:semiHidden/>
     <w:unhideWhenUsed/>
   </w:style>
   <w:style w:type="table" w:default="1" w:styleId="TableauNormal">
@@ -15773,6 +15713,7 @@
     <w:rsid w:val="007A2741"/>
     <w:rsid w:val="00BC0803"/>
     <w:rsid w:val="00C36E6B"/>
+    <w:rsid w:val="00C36FBD"/>
     <w:rsid w:val="00CB1726"/>
     <w:rsid w:val="00CB3F44"/>
   </w:rsids>
@@ -16542,7 +16483,7 @@
 </file>
 
 <file path=customXml/itemProps1.xml><?xml version="1.0" encoding="utf-8"?>
-<ds:datastoreItem xmlns:ds="http://schemas.openxmlformats.org/officeDocument/2006/customXml" ds:itemID="{37BC158C-53F1-4C09-AE3C-6A2CD3541ECA}">
+<ds:datastoreItem xmlns:ds="http://schemas.openxmlformats.org/officeDocument/2006/customXml" ds:itemID="{7733944B-CD7B-4532-8B93-6051009BC8B0}">
   <ds:schemaRefs>
     <ds:schemaRef ds:uri="http://schemas.openxmlformats.org/officeDocument/2006/bibliography"/>
   </ds:schemaRefs>
